--- a/deliverables/final/第7组_Sprint回顾会议纪要.docx
+++ b/deliverables/final/第7组_Sprint回顾会议纪要.docx
@@ -41,7 +41,7 @@
     </w:p>
     <w:p>
       <w:r>
-        <w:t>本轮范围是 US01、US04、US05。在 develop 集成后，全量24/24通过，2026年9月22日 DRI 确认最终人工 Demo 七项通过。该结果是回顾基础，不意味着人工 diff 审查有独立记录或所有正式 DoD 已通过。</w:t>
+        <w:t>本轮范围是 US01、US04、US05。在 develop 集成后，历史全量24/24通过，2026年9月22日 DRI 确认最终人工 Demo 七项通过。10月8日最终交付分支另集成05c7499服务状态修复，新增11项测试，最新全量35/35通过。原回顾基础和三项改进措施不变；新结果不意味着人工diff审查有独立记录或所有正式DoD已通过。</w:t>
       </w:r>
     </w:p>
     <w:p>
